--- a/Pregrado/Trabajo de grado 3/Clases/Recursos/ACAs/ACA Final (32%) - Articulo de investigacion.docx
+++ b/Pregrado/Trabajo de grado 3/Clases/Recursos/ACAs/ACA Final (32%) - Articulo de investigacion.docx
@@ -2670,7 +2670,7 @@
                 <w:color w:val="2B2B2B"/>
                 <w:sz w:val="20"/>
               </w:rPr>
-              <w:t>15/11/2026 / 22/11/2026</w:t>
+              <w:t>10/11/2026 / 17/11/2026</w:t>
             </w:r>
           </w:p>
         </w:tc>
@@ -2767,7 +2767,7 @@
                 <w:color w:val="2B2B2B"/>
                 <w:sz w:val="20"/>
               </w:rPr>
-              <w:t>15/11/2026 / 22/11/2026</w:t>
+              <w:t>10/11/2026 / 17/11/2026</w:t>
             </w:r>
           </w:p>
         </w:tc>

--- a/Pregrado/Trabajo de grado 3/Clases/Recursos/ACAs/ACA Final (32%) - Articulo de investigacion.docx
+++ b/Pregrado/Trabajo de grado 3/Clases/Recursos/ACAs/ACA Final (32%) - Articulo de investigacion.docx
@@ -403,21 +403,7 @@
           <w:color w:val="2B2B2B"/>
           <w:sz w:val="22"/>
         </w:rPr>
-        <w:t>Fechas de cierre (CDigital) según grupo:</w:t>
-      </w:r>
-    </w:p>
-    <w:p>
-      <w:pPr>
-        <w:pStyle w:val="ListBullet"/>
-      </w:pPr>
-      <w:r>
-        <w:rPr>
-          <w:rFonts w:ascii="Calibri" w:hAnsi="Calibri"/>
-          <w:b/>
-          <w:color w:val="2B2B2B"/>
-          <w:sz w:val="22"/>
-        </w:rPr>
-        <w:t>Grupos 54450:</w:t>
+        <w:t>Fecha de entrega (CDigital) · Grupos 54450 / 54466 / 54467:</w:t>
       </w:r>
       <w:r>
         <w:rPr>
@@ -444,48 +430,7 @@
           <w:color w:val="2B2B2B"/>
           <w:sz w:val="22"/>
         </w:rPr>
-        <w:t xml:space="preserve"> (ventana 11/08/2026 – 07/11/2026)</w:t>
-      </w:r>
-    </w:p>
-    <w:p>
-      <w:pPr>
-        <w:pStyle w:val="ListBullet"/>
-      </w:pPr>
-      <w:r>
-        <w:rPr>
-          <w:rFonts w:ascii="Calibri" w:hAnsi="Calibri"/>
-          <w:b/>
-          <w:color w:val="2B2B2B"/>
-          <w:sz w:val="22"/>
-        </w:rPr>
-        <w:t>Grupos 54466 / 54467:</w:t>
-      </w:r>
-      <w:r>
-        <w:rPr>
-          <w:rFonts w:ascii="Calibri" w:hAnsi="Calibri"/>
-          <w:b w:val="0"/>
-          <w:color w:val="2B2B2B"/>
-          <w:sz w:val="22"/>
-        </w:rPr>
-        <w:t xml:space="preserve"> </w:t>
-      </w:r>
-      <w:r>
-        <w:rPr>
-          <w:rFonts w:ascii="Calibri" w:hAnsi="Calibri"/>
-          <w:b/>
-          <w:color w:val="2B2B2B"/>
-          <w:sz w:val="22"/>
-        </w:rPr>
-        <w:t>14 de noviembre de 2026</w:t>
-      </w:r>
-      <w:r>
-        <w:rPr>
-          <w:rFonts w:ascii="Calibri" w:hAnsi="Calibri"/>
-          <w:b w:val="0"/>
-          <w:color w:val="2B2B2B"/>
-          <w:sz w:val="22"/>
-        </w:rPr>
-        <w:t xml:space="preserve"> (ventana 11/08/2026 – 14/11/2026)</w:t>
+        <w:t xml:space="preserve"> (sáb · fecha de recepción de trabajos; el día de clase del curso es mar).</w:t>
       </w:r>
     </w:p>
     <w:p>
@@ -496,7 +441,7 @@
           <w:color w:val="2B2B2B"/>
           <w:sz w:val="22"/>
         </w:rPr>
-        <w:t>Tipo en el aula:</w:t>
+        <w:t>Ventana:</w:t>
       </w:r>
       <w:r>
         <w:rPr>
@@ -505,7 +450,7 @@
           <w:color w:val="2B2B2B"/>
           <w:sz w:val="22"/>
         </w:rPr>
-        <w:t xml:space="preserve"> Tarea · </w:t>
+        <w:t xml:space="preserve"> apertura 11/08/2026 – cierre 07/11/2026 · </w:t>
       </w:r>
       <w:r>
         <w:rPr>
@@ -523,25 +468,7 @@
           <w:color w:val="2B2B2B"/>
           <w:sz w:val="22"/>
         </w:rPr>
-        <w:t xml:space="preserve"> de la nota (corte 3) · </w:t>
-      </w:r>
-      <w:r>
-        <w:rPr>
-          <w:rFonts w:ascii="Calibri" w:hAnsi="Calibri"/>
-          <w:b/>
-          <w:color w:val="2B2B2B"/>
-          <w:sz w:val="22"/>
-        </w:rPr>
-        <w:t>Día de clase:</w:t>
-      </w:r>
-      <w:r>
-        <w:rPr>
-          <w:rFonts w:ascii="Calibri" w:hAnsi="Calibri"/>
-          <w:b w:val="0"/>
-          <w:color w:val="2B2B2B"/>
-          <w:sz w:val="22"/>
-        </w:rPr>
-        <w:t xml:space="preserve"> mar.</w:t>
+        <w:t xml:space="preserve"> de la nota (corte 3).</w:t>
       </w:r>
     </w:p>
     <w:p>
@@ -2486,7 +2413,7 @@
                 <w:color w:val="2B2B2B"/>
                 <w:sz w:val="20"/>
               </w:rPr>
-              <w:t>07/11/2026 / 14/11/2026</w:t>
+              <w:t>07/11/2026</w:t>
             </w:r>
           </w:p>
         </w:tc>
@@ -2670,7 +2597,7 @@
                 <w:color w:val="2B2B2B"/>
                 <w:sz w:val="20"/>
               </w:rPr>
-              <w:t>10/11/2026 / 17/11/2026</w:t>
+              <w:t>10/11/2026</w:t>
             </w:r>
           </w:p>
         </w:tc>
@@ -2767,7 +2694,7 @@
                 <w:color w:val="2B2B2B"/>
                 <w:sz w:val="20"/>
               </w:rPr>
-              <w:t>10/11/2026 / 17/11/2026</w:t>
+              <w:t>10/11/2026</w:t>
             </w:r>
           </w:p>
         </w:tc>
